--- a/Modelos/AP/FATEC/Declaração_coord_adm_FATEC.docx
+++ b/Modelos/AP/FATEC/Declaração_coord_adm_FATEC.docx
@@ -11,7 +11,6 @@
           <w:szCs w:val="24"/>
         </w:rPr>
       </w:pPr>
-      <w:bookmarkStart w:id="0" w:name="_GoBack"/>
       <w:r>
         <w:rPr>
           <w:rFonts w:ascii="Times New Roman" w:hAnsi="Times New Roman"/>
@@ -29,7 +28,6 @@
         <w:t xml:space="preserve"> ADMINISTRATIVO</w:t>
       </w:r>
     </w:p>
-    <w:bookmarkEnd w:id="0"/>
     <w:p>
       <w:pPr>
         <w:jc w:val="center"/>
@@ -732,25 +730,7 @@
           <w:szCs w:val="18"/>
         </w:rPr>
         <w:lastRenderedPageBreak/>
-        <w:t xml:space="preserve">I - </w:t>
-      </w:r>
-      <w:proofErr w:type="gramStart"/>
-      <w:r>
-        <w:rPr>
-          <w:position w:val="-1"/>
-          <w:sz w:val="18"/>
-          <w:szCs w:val="18"/>
-        </w:rPr>
-        <w:t>divulgar</w:t>
-      </w:r>
-      <w:proofErr w:type="gramEnd"/>
-      <w:r>
-        <w:rPr>
-          <w:position w:val="-1"/>
-          <w:sz w:val="18"/>
-          <w:szCs w:val="18"/>
-        </w:rPr>
-        <w:t xml:space="preserve"> ou fazer uso de informação privilegiada, em proveito próprio ou de </w:t>
+        <w:t xml:space="preserve">I - divulgar ou fazer uso de informação privilegiada, em proveito próprio ou de </w:t>
       </w:r>
       <w:proofErr w:type="spellStart"/>
       <w:r>
@@ -802,7 +782,6 @@
         </w:rPr>
         <w:t xml:space="preserve">II - </w:t>
       </w:r>
-      <w:proofErr w:type="gramStart"/>
       <w:r>
         <w:rPr>
           <w:b/>
@@ -811,18 +790,7 @@
           <w:sz w:val="18"/>
           <w:szCs w:val="18"/>
         </w:rPr>
-        <w:t>exercer</w:t>
-      </w:r>
-      <w:proofErr w:type="gramEnd"/>
-      <w:r>
-        <w:rPr>
-          <w:b/>
-          <w:bCs/>
-          <w:position w:val="-1"/>
-          <w:sz w:val="18"/>
-          <w:szCs w:val="18"/>
-        </w:rPr>
-        <w:t xml:space="preserve"> atividade que implique a prestação de serviços ou a manutenção de relação de negócio com pessoa física ou jurídica que tenha interesse em decisão do agente público ou de colegiado do qual este participe</w:t>
+        <w:t>exercer atividade que implique a prestação de serviços ou a manutenção de relação de negócio com pessoa física ou jurídica que tenha interesse em decisão do agente público ou de colegiado do qual este participe</w:t>
       </w:r>
       <w:r>
         <w:rPr>
@@ -894,25 +862,7 @@
           <w:sz w:val="18"/>
           <w:szCs w:val="18"/>
         </w:rPr>
-        <w:t xml:space="preserve">IV - </w:t>
-      </w:r>
-      <w:proofErr w:type="gramStart"/>
-      <w:r>
-        <w:rPr>
-          <w:position w:val="-1"/>
-          <w:sz w:val="18"/>
-          <w:szCs w:val="18"/>
-        </w:rPr>
-        <w:t>atuar</w:t>
-      </w:r>
-      <w:proofErr w:type="gramEnd"/>
-      <w:r>
-        <w:rPr>
-          <w:position w:val="-1"/>
-          <w:sz w:val="18"/>
-          <w:szCs w:val="18"/>
-        </w:rPr>
-        <w:t>, ainda que informalmente, como procurador, consultor, assessor ou intermediário de interesses privados nos órgãos ou entidades da administração pública direta ou indireta de qualquer dos Poderes da União, dos Estados, do Distrito Federal e dos Municípios;</w:t>
+        <w:t>IV - atuar, ainda que informalmente, como procurador, consultor, assessor ou intermediário de interesses privados nos órgãos ou entidades da administração pública direta ou indireta de qualquer dos Poderes da União, dos Estados, do Distrito Federal e dos Municípios;</w:t>
       </w:r>
     </w:p>
     <w:p>
@@ -946,7 +896,6 @@
         </w:rPr>
         <w:t xml:space="preserve">V - </w:t>
       </w:r>
-      <w:proofErr w:type="gramStart"/>
       <w:r>
         <w:rPr>
           <w:b/>
@@ -955,18 +904,7 @@
           <w:sz w:val="18"/>
           <w:szCs w:val="18"/>
         </w:rPr>
-        <w:t>praticar</w:t>
-      </w:r>
-      <w:proofErr w:type="gramEnd"/>
-      <w:r>
-        <w:rPr>
-          <w:b/>
-          <w:bCs/>
-          <w:position w:val="-1"/>
-          <w:sz w:val="18"/>
-          <w:szCs w:val="18"/>
-        </w:rPr>
-        <w:t xml:space="preserve"> ato em benefício de interesse de pessoa jurídica de que participe o agente público, seu cônjuge, companheiro ou parentes, consanguíneos ou afins, em linha reta ou colateral, até o terceiro grau, e que possa ser por ele beneficiada ou influir em seus atos de gestão</w:t>
+        <w:t>praticar ato em benefício de interesse de pessoa jurídica de que participe o agente público, seu cônjuge, companheiro ou parentes, consanguíneos ou afins, em linha reta ou colateral, até o terceiro grau, e que possa ser por ele beneficiada ou influir em seus atos de gestão</w:t>
       </w:r>
       <w:r>
         <w:rPr>
@@ -1006,25 +944,7 @@
           <w:sz w:val="18"/>
           <w:szCs w:val="18"/>
         </w:rPr>
-        <w:t xml:space="preserve">VI - </w:t>
-      </w:r>
-      <w:proofErr w:type="gramStart"/>
-      <w:r>
-        <w:rPr>
-          <w:position w:val="-1"/>
-          <w:sz w:val="18"/>
-          <w:szCs w:val="18"/>
-        </w:rPr>
-        <w:t>receber</w:t>
-      </w:r>
-      <w:proofErr w:type="gramEnd"/>
-      <w:r>
-        <w:rPr>
-          <w:position w:val="-1"/>
-          <w:sz w:val="18"/>
-          <w:szCs w:val="18"/>
-        </w:rPr>
-        <w:t xml:space="preserve"> presente de quem tenha interesse em decisão do agente público ou de colegiado do qual este participe fora dos limites e condições estabelecidos em regulamento; e</w:t>
+        <w:t>VI - receber presente de quem tenha interesse em decisão do agente público ou de colegiado do qual este participe fora dos limites e condições estabelecidos em regulamento; e</w:t>
       </w:r>
     </w:p>
     <w:p>
@@ -1207,7 +1127,6 @@
         </w:rPr>
         <w:t xml:space="preserve">Santa Maria, </w:t>
       </w:r>
-      <w:proofErr w:type="gramStart"/>
       <w:r>
         <w:rPr>
           <w:rFonts w:ascii="Times New Roman" w:hAnsi="Times New Roman"/>
@@ -1221,15 +1140,7 @@
           <w:rFonts w:ascii="Times New Roman" w:hAnsi="Times New Roman"/>
           <w:sz w:val="20"/>
         </w:rPr>
-        <w:t>data</w:t>
-      </w:r>
-      <w:proofErr w:type="gramEnd"/>
-      <w:r>
-        <w:rPr>
-          <w:rFonts w:ascii="Times New Roman" w:hAnsi="Times New Roman"/>
-          <w:sz w:val="20"/>
-        </w:rPr>
-        <w:t>_atual</w:t>
+        <w:t>data_atual</w:t>
       </w:r>
       <w:proofErr w:type="spellEnd"/>
       <w:r>
@@ -1314,21 +1225,24 @@
       <w:pPr>
         <w:jc w:val="right"/>
       </w:pPr>
-      <w:proofErr w:type="gramStart"/>
       <w:r>
         <w:t xml:space="preserve">{{ </w:t>
       </w:r>
       <w:proofErr w:type="spellStart"/>
       <w:r>
-        <w:t>nome</w:t>
-      </w:r>
-      <w:proofErr w:type="gramEnd"/>
-      <w:r>
-        <w:t>_coord_adm</w:t>
+        <w:t>nome_coord_adm</w:t>
       </w:r>
       <w:proofErr w:type="spellEnd"/>
       <w:r>
-        <w:t xml:space="preserve"> }} {{ </w:t>
+        <w:t xml:space="preserve"> }} </w:t>
+      </w:r>
+      <w:r>
+        <w:br/>
+      </w:r>
+      <w:bookmarkStart w:id="0" w:name="_GoBack"/>
+      <w:bookmarkEnd w:id="0"/>
+      <w:r>
+        <w:t xml:space="preserve">{{ </w:t>
       </w:r>
       <w:proofErr w:type="spellStart"/>
       <w:r>

--- a/Modelos/AP/FATEC/Declaração_coord_adm_FATEC.docx
+++ b/Modelos/AP/FATEC/Declaração_coord_adm_FATEC.docx
@@ -1226,6 +1226,9 @@
         <w:jc w:val="right"/>
       </w:pPr>
       <w:r>
+        <w:t xml:space="preserve">NOME: </w:t>
+      </w:r>
+      <w:r>
         <w:t xml:space="preserve">{{ </w:t>
       </w:r>
       <w:proofErr w:type="spellStart"/>
@@ -1238,6 +1241,9 @@
       </w:r>
       <w:r>
         <w:br/>
+      </w:r>
+      <w:r>
+        <w:t xml:space="preserve">SIAPE: </w:t>
       </w:r>
       <w:bookmarkStart w:id="0" w:name="_GoBack"/>
       <w:bookmarkEnd w:id="0"/>
